--- a/reports/Wayfair_Sales_Performance_Report.docx
+++ b/reports/Wayfair_Sales_Performance_Report.docx
@@ -18,7 +18,7 @@
           <w:color w:val="C9973E"/>
           <w:sz w:val="26"/>
         </w:rPr>
-        <w:t>E-Commerce Analytics Project — Annual Review (Jun 2025 – Jun 2026)</w:t>
+        <w:t>E-Commerce Analytics Project — Annual Review (Jun 2025 – May 2026)</w:t>
       </w:r>
     </w:p>
     <w:p>
@@ -66,7 +66,7 @@
           <w:color w:val="444444"/>
           <w:sz w:val="21"/>
         </w:rPr>
-        <w:t>Over the trailing twelve-month period, the simulated transaction history recorded 2,500 orders across 495 customers and 49 catalog products, totaling $813,442.22 in revenue. The analysis below breaks this down by time, product, and customer to surface where revenue concentrates and how purchasing behavior is distributed.</w:t>
+        <w:t>Over the trailing twelve-month period, the simulated transaction history recorded 2,169 orders across 1,500 customers and 49 catalog products, totaling $708,998.19 in revenue. The analysis below breaks this down by time, product, and customer to surface where revenue concentrates and how purchasing behavior is distributed.</w:t>
       </w:r>
     </w:p>
     <w:tbl>
@@ -150,7 +150,7 @@
                 <w:color w:val="444444"/>
                 <w:sz w:val="18"/>
               </w:rPr>
-              <w:t>$813,442.22</w:t>
+              <w:t>$708,998.19</w:t>
             </w:r>
           </w:p>
         </w:tc>
@@ -189,7 +189,7 @@
                 <w:color w:val="444444"/>
                 <w:sz w:val="18"/>
               </w:rPr>
-              <w:t>2,500</w:t>
+              <w:t>2,169</w:t>
             </w:r>
           </w:p>
         </w:tc>
@@ -226,7 +226,7 @@
                 <w:color w:val="444444"/>
                 <w:sz w:val="18"/>
               </w:rPr>
-              <w:t>3,397</w:t>
+              <w:t>2,874</w:t>
             </w:r>
           </w:p>
         </w:tc>
@@ -265,7 +265,7 @@
                 <w:color w:val="444444"/>
                 <w:sz w:val="18"/>
               </w:rPr>
-              <w:t>$325.38</w:t>
+              <w:t>$326.88</w:t>
             </w:r>
           </w:p>
         </w:tc>
@@ -302,7 +302,7 @@
                 <w:color w:val="444444"/>
                 <w:sz w:val="18"/>
               </w:rPr>
-              <w:t>495</w:t>
+              <w:t>1,500</w:t>
             </w:r>
           </w:p>
         </w:tc>
@@ -378,7 +378,7 @@
                 <w:color w:val="444444"/>
                 <w:sz w:val="18"/>
               </w:rPr>
-              <w:t>96.2%</w:t>
+              <w:t>28.0%</w:t>
             </w:r>
           </w:p>
         </w:tc>
@@ -408,7 +408,7 @@
           <w:color w:val="444444"/>
           <w:sz w:val="21"/>
         </w:rPr>
-        <w:t>A single product — a $3,564.42 item — accounts for 29.3% of total revenue on its own, despite representing just 1 of 49 catalog items.</w:t>
+        <w:t>A single product — a $3,559.97 item — accounts for 33.1% of total revenue on its own, despite representing just 1 of 49 catalog items.</w:t>
       </w:r>
     </w:p>
     <w:p>
@@ -421,7 +421,7 @@
           <w:color w:val="444444"/>
           <w:sz w:val="21"/>
         </w:rPr>
-        <w:t>The top 5 products by revenue account for 49.8% of all revenue; the remaining 44 products share the rest.</w:t>
+        <w:t>The top 5 products by revenue account for 52.4% of all revenue; the remaining 44 products share the rest.</w:t>
       </w:r>
     </w:p>
     <w:p>
@@ -434,7 +434,7 @@
           <w:color w:val="444444"/>
           <w:sz w:val="21"/>
         </w:rPr>
-        <w:t>96.2% of customers placed more than one order, indicating strong simulated repeat-purchase behavior across the customer base.</w:t>
+        <w:t>28.0% of customers placed more than one order, indicating strong simulated repeat-purchase behavior across the customer base.</w:t>
       </w:r>
     </w:p>
     <w:p>
@@ -447,7 +447,7 @@
           <w:color w:val="444444"/>
           <w:sz w:val="21"/>
         </w:rPr>
-        <w:t>Monthly revenue is relatively stable, ranging from roughly $52K to $92K per month with no sustained downward trend across the 12 full months of data.</w:t>
+        <w:t>Monthly revenue is relatively stable, ranging from roughly $43K to $95K per month with no sustained downward trend across the 12 full months of data.</w:t>
       </w:r>
     </w:p>
     <w:p>
@@ -471,7 +471,7 @@
           <w:color w:val="444444"/>
           <w:sz w:val="21"/>
         </w:rPr>
-        <w:t>The chart below shows monthly revenue across the 12 full months in the dataset (June 2025 through May 2026). June 2026 is excluded from this chart because the underlying transaction window ends on 2026-06-01, so that month contains only a single day of data and would otherwise appear as a misleading drop-off.</w:t>
+        <w:t>The chart below shows monthly revenue across the 12 full months in the dataset (June 2025 through May 2026).</w:t>
       </w:r>
     </w:p>
     <w:p>
@@ -523,7 +523,7 @@
           <w:color w:val="444444"/>
           <w:sz w:val="21"/>
         </w:rPr>
-        <w:t>Revenue peaked in December 2025 at $92,300, consistent with a holiday shopping pattern, and dipped to its lowest full-month point in September 2025 at $51,672. Order counts follow a similar rhythm, ranging from 173 to 240 orders per month. Overall, the trend shows healthy month-to-month variation without a sustained decline.</w:t>
+        <w:t>Revenue peaked in March 2026 at $95,126, consistent with a holiday shopping pattern, and dipped to its lowest full-month point in July 2025 at $43,149. Order counts follow a similar rhythm, ranging from 122 to 227 orders per month. Overall, the trend shows healthy month-to-month variation without a sustained decline.</w:t>
       </w:r>
     </w:p>
     <w:p>
@@ -557,7 +557,7 @@
       <w:r>
         <w:drawing>
           <wp:inline xmlns:a="http://schemas.openxmlformats.org/drawingml/2006/main" xmlns:pic="http://schemas.openxmlformats.org/drawingml/2006/picture">
-            <wp:extent cx="5522976" cy="2659314"/>
+            <wp:extent cx="5522976" cy="2735572"/>
             <wp:docPr id="2" name="Picture 2"/>
             <wp:cNvGraphicFramePr>
               <a:graphicFrameLocks noChangeAspect="1"/>
@@ -578,7 +578,7 @@
                   <pic:spPr>
                     <a:xfrm>
                       <a:off x="0" y="0"/>
-                      <a:ext cx="5522976" cy="2659314"/>
+                      <a:ext cx="5522976" cy="2735572"/>
                     </a:xfrm>
                     <a:prstGeom prst="rect"/>
                   </pic:spPr>
@@ -723,161 +723,7 @@
                 <w:color w:val="444444"/>
                 <w:sz w:val="18"/>
               </w:rPr>
-              <w:t>$238,717.59</w:t>
-            </w:r>
-          </w:p>
-        </w:tc>
-        <w:tc>
-          <w:tcPr>
-            <w:tcW w:type="dxa" w:w="1584"/>
-          </w:tcPr>
-          <w:p>
-            <w:pPr>
-              <w:jc w:val="right"/>
-            </w:pPr>
-            <w:r/>
-            <w:r>
-              <w:rPr>
-                <w:b w:val="0"/>
-                <w:color w:val="444444"/>
-                <w:sz w:val="18"/>
-              </w:rPr>
-              <w:t>70</w:t>
-            </w:r>
-          </w:p>
-        </w:tc>
-        <w:tc>
-          <w:tcPr>
-            <w:tcW w:type="dxa" w:w="1296"/>
-          </w:tcPr>
-          <w:p>
-            <w:pPr>
-              <w:jc w:val="right"/>
-            </w:pPr>
-            <w:r/>
-            <w:r>
-              <w:rPr>
-                <w:b w:val="0"/>
-                <w:color w:val="444444"/>
-                <w:sz w:val="18"/>
-              </w:rPr>
-              <w:t>50</w:t>
-            </w:r>
-          </w:p>
-        </w:tc>
-      </w:tr>
-      <w:tr>
-        <w:tc>
-          <w:tcPr>
-            <w:tcW w:type="dxa" w:w="5040"/>
-            <w:shd w:val="clear" w:fill="EDF0F4"/>
-          </w:tcPr>
-          <w:p>
-            <w:r/>
-            <w:r>
-              <w:rPr>
-                <w:b w:val="0"/>
-                <w:color w:val="444444"/>
-                <w:sz w:val="18"/>
-              </w:rPr>
-              <w:t>Azelhurst 7'8" X 10' Area Rug</w:t>
-            </w:r>
-          </w:p>
-        </w:tc>
-        <w:tc>
-          <w:tcPr>
-            <w:tcW w:type="dxa" w:w="1872"/>
-            <w:shd w:val="clear" w:fill="EDF0F4"/>
-          </w:tcPr>
-          <w:p>
-            <w:pPr>
-              <w:jc w:val="right"/>
-            </w:pPr>
-            <w:r/>
-            <w:r>
-              <w:rPr>
-                <w:b w:val="0"/>
-                <w:color w:val="444444"/>
-                <w:sz w:val="18"/>
-              </w:rPr>
-              <w:t>$48,309.69</w:t>
-            </w:r>
-          </w:p>
-        </w:tc>
-        <w:tc>
-          <w:tcPr>
-            <w:tcW w:type="dxa" w:w="1584"/>
-            <w:shd w:val="clear" w:fill="EDF0F4"/>
-          </w:tcPr>
-          <w:p>
-            <w:pPr>
-              <w:jc w:val="right"/>
-            </w:pPr>
-            <w:r/>
-            <w:r>
-              <w:rPr>
-                <w:b w:val="0"/>
-                <w:color w:val="444444"/>
-                <w:sz w:val="18"/>
-              </w:rPr>
-              <w:t>72</w:t>
-            </w:r>
-          </w:p>
-        </w:tc>
-        <w:tc>
-          <w:tcPr>
-            <w:tcW w:type="dxa" w:w="1296"/>
-            <w:shd w:val="clear" w:fill="EDF0F4"/>
-          </w:tcPr>
-          <w:p>
-            <w:pPr>
-              <w:jc w:val="right"/>
-            </w:pPr>
-            <w:r/>
-            <w:r>
-              <w:rPr>
-                <w:b w:val="0"/>
-                <w:color w:val="444444"/>
-                <w:sz w:val="18"/>
-              </w:rPr>
-              <w:t>51</w:t>
-            </w:r>
-          </w:p>
-        </w:tc>
-      </w:tr>
-      <w:tr>
-        <w:tc>
-          <w:tcPr>
-            <w:tcW w:type="dxa" w:w="5040"/>
-          </w:tcPr>
-          <w:p>
-            <w:r/>
-            <w:r>
-              <w:rPr>
-                <w:b w:val="0"/>
-                <w:color w:val="444444"/>
-                <w:sz w:val="18"/>
-              </w:rPr>
-              <w:t>Lisgrove 7'8" X 10' Area Rug</w:t>
-            </w:r>
-          </w:p>
-        </w:tc>
-        <w:tc>
-          <w:tcPr>
-            <w:tcW w:type="dxa" w:w="1872"/>
-          </w:tcPr>
-          <w:p>
-            <w:pPr>
-              <w:jc w:val="right"/>
-            </w:pPr>
-            <w:r/>
-            <w:r>
-              <w:rPr>
-                <w:b w:val="0"/>
-                <w:color w:val="444444"/>
-                <w:sz w:val="18"/>
-              </w:rPr>
-              <w:t>$45,373.24</w:t>
+              <w:t>$234,702.80</w:t>
             </w:r>
           </w:p>
         </w:tc>
@@ -915,7 +761,7 @@
                 <w:color w:val="444444"/>
                 <w:sz w:val="18"/>
               </w:rPr>
-              <w:t>47</w:t>
+              <w:t>54</w:t>
             </w:r>
           </w:p>
         </w:tc>
@@ -954,7 +800,7 @@
                 <w:color w:val="444444"/>
                 <w:sz w:val="18"/>
               </w:rPr>
-              <w:t>$36,586.83</w:t>
+              <w:t>$44,913.89</w:t>
             </w:r>
           </w:p>
         </w:tc>
@@ -974,7 +820,7 @@
                 <w:color w:val="444444"/>
                 <w:sz w:val="18"/>
               </w:rPr>
-              <w:t>52</w:t>
+              <w:t>64</w:t>
             </w:r>
           </w:p>
         </w:tc>
@@ -994,7 +840,7 @@
                 <w:color w:val="444444"/>
                 <w:sz w:val="18"/>
               </w:rPr>
-              <w:t>48</w:t>
+              <w:t>52</w:t>
             </w:r>
           </w:p>
         </w:tc>
@@ -1012,7 +858,7 @@
                 <w:color w:val="444444"/>
                 <w:sz w:val="18"/>
               </w:rPr>
-              <w:t>Ainswick Memory Foam Large Rug</w:t>
+              <w:t>Lisgrove 7'8" X 10' Area Rug</w:t>
             </w:r>
           </w:p>
         </w:tc>
@@ -1031,7 +877,7 @@
                 <w:color w:val="444444"/>
                 <w:sz w:val="18"/>
               </w:rPr>
-              <w:t>$36,397.06</w:t>
+              <w:t>$37,032.37</w:t>
             </w:r>
           </w:p>
         </w:tc>
@@ -1050,7 +896,7 @@
                 <w:color w:val="444444"/>
                 <w:sz w:val="18"/>
               </w:rPr>
-              <w:t>64</w:t>
+              <w:t>56</w:t>
             </w:r>
           </w:p>
         </w:tc>
@@ -1069,7 +915,7 @@
                 <w:color w:val="444444"/>
                 <w:sz w:val="18"/>
               </w:rPr>
-              <w:t>49</w:t>
+              <w:t>36</w:t>
             </w:r>
           </w:p>
         </w:tc>
@@ -1108,7 +954,7 @@
                 <w:color w:val="444444"/>
                 <w:sz w:val="18"/>
               </w:rPr>
-              <w:t>$35,301.21</w:t>
+              <w:t>$30,301.16</w:t>
             </w:r>
           </w:p>
         </w:tc>
@@ -1128,7 +974,7 @@
                 <w:color w:val="444444"/>
                 <w:sz w:val="18"/>
               </w:rPr>
-              <w:t>68</w:t>
+              <w:t>59</w:t>
             </w:r>
           </w:p>
         </w:tc>
@@ -1185,7 +1031,7 @@
                 <w:color w:val="444444"/>
                 <w:sz w:val="18"/>
               </w:rPr>
-              <w:t>$32,990.60</w:t>
+              <w:t>$24,383.91</w:t>
             </w:r>
           </w:p>
         </w:tc>
@@ -1204,7 +1050,7 @@
                 <w:color w:val="444444"/>
                 <w:sz w:val="18"/>
               </w:rPr>
-              <w:t>70</w:t>
+              <w:t>52</w:t>
             </w:r>
           </w:p>
         </w:tc>
@@ -1223,7 +1069,7 @@
                 <w:color w:val="444444"/>
                 <w:sz w:val="18"/>
               </w:rPr>
-              <w:t>53</w:t>
+              <w:t>42</w:t>
             </w:r>
           </w:p>
         </w:tc>
@@ -1242,7 +1088,7 @@
                 <w:color w:val="444444"/>
                 <w:sz w:val="18"/>
               </w:rPr>
-              <w:t>Ankita Bordered Jute Area Rug</w:t>
+              <w:t>Azelhurst 7'8" X 10' Area Rug</w:t>
             </w:r>
           </w:p>
         </w:tc>
@@ -1262,7 +1108,7 @@
                 <w:color w:val="444444"/>
                 <w:sz w:val="18"/>
               </w:rPr>
-              <w:t>$17,742.62</w:t>
+              <w:t>$23,973.13</w:t>
             </w:r>
           </w:p>
         </w:tc>
@@ -1282,7 +1128,7 @@
                 <w:color w:val="444444"/>
                 <w:sz w:val="18"/>
               </w:rPr>
-              <w:t>54</w:t>
+              <w:t>36</w:t>
             </w:r>
           </w:p>
         </w:tc>
@@ -1302,7 +1148,7 @@
                 <w:color w:val="444444"/>
                 <w:sz w:val="18"/>
               </w:rPr>
-              <w:t>47</w:t>
+              <w:t>32</w:t>
             </w:r>
           </w:p>
         </w:tc>
@@ -1320,7 +1166,7 @@
                 <w:color w:val="444444"/>
                 <w:sz w:val="18"/>
               </w:rPr>
-              <w:t>Corrbell 5' X 7' Area Rug</w:t>
+              <w:t>Ankita Bordered Jute Area Rug</w:t>
             </w:r>
           </w:p>
         </w:tc>
@@ -1339,7 +1185,7 @@
                 <w:color w:val="444444"/>
                 <w:sz w:val="18"/>
               </w:rPr>
-              <w:t>$17,067.88</w:t>
+              <w:t>$19,395.16</w:t>
             </w:r>
           </w:p>
         </w:tc>
@@ -1358,7 +1204,7 @@
                 <w:color w:val="444444"/>
                 <w:sz w:val="18"/>
               </w:rPr>
-              <w:t>84</w:t>
+              <w:t>59</w:t>
             </w:r>
           </w:p>
         </w:tc>
@@ -1377,7 +1223,7 @@
                 <w:color w:val="444444"/>
                 <w:sz w:val="18"/>
               </w:rPr>
-              <w:t>54</w:t>
+              <w:t>49</w:t>
             </w:r>
           </w:p>
         </w:tc>
@@ -1396,7 +1242,7 @@
                 <w:color w:val="444444"/>
                 <w:sz w:val="18"/>
               </w:rPr>
-              <w:t>Oriental Indoor Rug</w:t>
+              <w:t>Ainswick Memory Foam Large Rug</w:t>
             </w:r>
           </w:p>
         </w:tc>
@@ -1416,7 +1262,7 @@
                 <w:color w:val="444444"/>
                 <w:sz w:val="18"/>
               </w:rPr>
-              <w:t>$15,884.73</w:t>
+              <w:t>$18,807.00</w:t>
             </w:r>
           </w:p>
         </w:tc>
@@ -1436,7 +1282,7 @@
                 <w:color w:val="444444"/>
                 <w:sz w:val="18"/>
               </w:rPr>
-              <w:t>70</w:t>
+              <w:t>33</w:t>
             </w:r>
           </w:p>
         </w:tc>
@@ -1456,7 +1302,161 @@
                 <w:color w:val="444444"/>
                 <w:sz w:val="18"/>
               </w:rPr>
-              <w:t>56</w:t>
+              <w:t>31</w:t>
+            </w:r>
+          </w:p>
+        </w:tc>
+      </w:tr>
+      <w:tr>
+        <w:tc>
+          <w:tcPr>
+            <w:tcW w:type="dxa" w:w="5040"/>
+          </w:tcPr>
+          <w:p>
+            <w:r/>
+            <w:r>
+              <w:rPr>
+                <w:b w:val="0"/>
+                <w:color w:val="444444"/>
+                <w:sz w:val="18"/>
+              </w:rPr>
+              <w:t>Oriental Indoor Rug</w:t>
+            </w:r>
+          </w:p>
+        </w:tc>
+        <w:tc>
+          <w:tcPr>
+            <w:tcW w:type="dxa" w:w="1872"/>
+          </w:tcPr>
+          <w:p>
+            <w:pPr>
+              <w:jc w:val="right"/>
+            </w:pPr>
+            <w:r/>
+            <w:r>
+              <w:rPr>
+                <w:b w:val="0"/>
+                <w:color w:val="444444"/>
+                <w:sz w:val="18"/>
+              </w:rPr>
+              <w:t>$14,109.86</w:t>
+            </w:r>
+          </w:p>
+        </w:tc>
+        <w:tc>
+          <w:tcPr>
+            <w:tcW w:type="dxa" w:w="1584"/>
+          </w:tcPr>
+          <w:p>
+            <w:pPr>
+              <w:jc w:val="right"/>
+            </w:pPr>
+            <w:r/>
+            <w:r>
+              <w:rPr>
+                <w:b w:val="0"/>
+                <w:color w:val="444444"/>
+                <w:sz w:val="18"/>
+              </w:rPr>
+              <w:t>62</w:t>
+            </w:r>
+          </w:p>
+        </w:tc>
+        <w:tc>
+          <w:tcPr>
+            <w:tcW w:type="dxa" w:w="1296"/>
+          </w:tcPr>
+          <w:p>
+            <w:pPr>
+              <w:jc w:val="right"/>
+            </w:pPr>
+            <w:r/>
+            <w:r>
+              <w:rPr>
+                <w:b w:val="0"/>
+                <w:color w:val="444444"/>
+                <w:sz w:val="18"/>
+              </w:rPr>
+              <w:t>46</w:t>
+            </w:r>
+          </w:p>
+        </w:tc>
+      </w:tr>
+      <w:tr>
+        <w:tc>
+          <w:tcPr>
+            <w:tcW w:type="dxa" w:w="5040"/>
+            <w:shd w:val="clear" w:fill="EDF0F4"/>
+          </w:tcPr>
+          <w:p>
+            <w:r/>
+            <w:r>
+              <w:rPr>
+                <w:b w:val="0"/>
+                <w:color w:val="444444"/>
+                <w:sz w:val="18"/>
+              </w:rPr>
+              <w:t>Rinoa Indoor / Outdoor Rug</w:t>
+            </w:r>
+          </w:p>
+        </w:tc>
+        <w:tc>
+          <w:tcPr>
+            <w:tcW w:type="dxa" w:w="1872"/>
+            <w:shd w:val="clear" w:fill="EDF0F4"/>
+          </w:tcPr>
+          <w:p>
+            <w:pPr>
+              <w:jc w:val="right"/>
+            </w:pPr>
+            <w:r/>
+            <w:r>
+              <w:rPr>
+                <w:b w:val="0"/>
+                <w:color w:val="444444"/>
+                <w:sz w:val="18"/>
+              </w:rPr>
+              <w:t>$12,367.18</w:t>
+            </w:r>
+          </w:p>
+        </w:tc>
+        <w:tc>
+          <w:tcPr>
+            <w:tcW w:type="dxa" w:w="1584"/>
+            <w:shd w:val="clear" w:fill="EDF0F4"/>
+          </w:tcPr>
+          <w:p>
+            <w:pPr>
+              <w:jc w:val="right"/>
+            </w:pPr>
+            <w:r/>
+            <w:r>
+              <w:rPr>
+                <w:b w:val="0"/>
+                <w:color w:val="444444"/>
+                <w:sz w:val="18"/>
+              </w:rPr>
+              <w:t>61</w:t>
+            </w:r>
+          </w:p>
+        </w:tc>
+        <w:tc>
+          <w:tcPr>
+            <w:tcW w:type="dxa" w:w="1296"/>
+            <w:shd w:val="clear" w:fill="EDF0F4"/>
+          </w:tcPr>
+          <w:p>
+            <w:pPr>
+              <w:jc w:val="right"/>
+            </w:pPr>
+            <w:r/>
+            <w:r>
+              <w:rPr>
+                <w:b w:val="0"/>
+                <w:color w:val="444444"/>
+                <w:sz w:val="18"/>
+              </w:rPr>
+              <w:t>41</w:t>
             </w:r>
           </w:p>
         </w:tc>
@@ -1578,7 +1578,7 @@
                 <w:color w:val="444444"/>
                 <w:sz w:val="18"/>
               </w:rPr>
-              <w:t>Washable Oriental  Area Rugs Non slip Green Rugs</w:t>
+              <w:t>Area Rug Machine Washable Rugs with Rubber Backing f</w:t>
             </w:r>
           </w:p>
         </w:tc>
@@ -1597,7 +1597,7 @@
                 <w:color w:val="444444"/>
                 <w:sz w:val="18"/>
               </w:rPr>
-              <w:t>$1,087.24</w:t>
+              <w:t>$1,201.92</w:t>
             </w:r>
           </w:p>
         </w:tc>
@@ -1616,7 +1616,7 @@
                 <w:color w:val="444444"/>
                 <w:sz w:val="18"/>
               </w:rPr>
-              <w:t>54</w:t>
+              <w:t>60</w:t>
             </w:r>
           </w:p>
         </w:tc>
@@ -1635,7 +1635,7 @@
                 <w:color w:val="444444"/>
                 <w:sz w:val="18"/>
               </w:rPr>
-              <w:t>45</w:t>
+              <w:t>42</w:t>
             </w:r>
           </w:p>
         </w:tc>
@@ -1654,7 +1654,7 @@
                 <w:color w:val="444444"/>
                 <w:sz w:val="18"/>
               </w:rPr>
-              <w:t>Area Rug Machine Washable Rugs with Rubber Backing f</w:t>
+              <w:t>Machine Washable Area Rugs for Entryway 2x3 Non-Slip</w:t>
             </w:r>
           </w:p>
         </w:tc>
@@ -1674,161 +1674,7 @@
                 <w:color w:val="444444"/>
                 <w:sz w:val="18"/>
               </w:rPr>
-              <w:t>$1,346.78</w:t>
-            </w:r>
-          </w:p>
-        </w:tc>
-        <w:tc>
-          <w:tcPr>
-            <w:tcW w:type="dxa" w:w="1584"/>
-            <w:shd w:val="clear" w:fill="EDF0F4"/>
-          </w:tcPr>
-          <w:p>
-            <w:pPr>
-              <w:jc w:val="right"/>
-            </w:pPr>
-            <w:r/>
-            <w:r>
-              <w:rPr>
-                <w:b w:val="0"/>
-                <w:color w:val="444444"/>
-                <w:sz w:val="18"/>
-              </w:rPr>
-              <w:t>67</w:t>
-            </w:r>
-          </w:p>
-        </w:tc>
-        <w:tc>
-          <w:tcPr>
-            <w:tcW w:type="dxa" w:w="1296"/>
-            <w:shd w:val="clear" w:fill="EDF0F4"/>
-          </w:tcPr>
-          <w:p>
-            <w:pPr>
-              <w:jc w:val="right"/>
-            </w:pPr>
-            <w:r/>
-            <w:r>
-              <w:rPr>
-                <w:b w:val="0"/>
-                <w:color w:val="444444"/>
-                <w:sz w:val="18"/>
-              </w:rPr>
-              <w:t>49</w:t>
-            </w:r>
-          </w:p>
-        </w:tc>
-      </w:tr>
-      <w:tr>
-        <w:tc>
-          <w:tcPr>
-            <w:tcW w:type="dxa" w:w="5040"/>
-          </w:tcPr>
-          <w:p>
-            <w:r/>
-            <w:r>
-              <w:rPr>
-                <w:b w:val="0"/>
-                <w:color w:val="444444"/>
-                <w:sz w:val="18"/>
-              </w:rPr>
-              <w:t>Machine Washable Area Rugs for Entryway 2x3 Non-Slip</w:t>
-            </w:r>
-          </w:p>
-        </w:tc>
-        <w:tc>
-          <w:tcPr>
-            <w:tcW w:type="dxa" w:w="1872"/>
-          </w:tcPr>
-          <w:p>
-            <w:pPr>
-              <w:jc w:val="right"/>
-            </w:pPr>
-            <w:r/>
-            <w:r>
-              <w:rPr>
-                <w:b w:val="0"/>
-                <w:color w:val="444444"/>
-                <w:sz w:val="18"/>
-              </w:rPr>
-              <w:t>$1,499.75</w:t>
-            </w:r>
-          </w:p>
-        </w:tc>
-        <w:tc>
-          <w:tcPr>
-            <w:tcW w:type="dxa" w:w="1584"/>
-          </w:tcPr>
-          <w:p>
-            <w:pPr>
-              <w:jc w:val="right"/>
-            </w:pPr>
-            <w:r/>
-            <w:r>
-              <w:rPr>
-                <w:b w:val="0"/>
-                <w:color w:val="444444"/>
-                <w:sz w:val="18"/>
-              </w:rPr>
-              <w:t>75</w:t>
-            </w:r>
-          </w:p>
-        </w:tc>
-        <w:tc>
-          <w:tcPr>
-            <w:tcW w:type="dxa" w:w="1296"/>
-          </w:tcPr>
-          <w:p>
-            <w:pPr>
-              <w:jc w:val="right"/>
-            </w:pPr>
-            <w:r/>
-            <w:r>
-              <w:rPr>
-                <w:b w:val="0"/>
-                <w:color w:val="444444"/>
-                <w:sz w:val="18"/>
-              </w:rPr>
-              <w:t>57</w:t>
-            </w:r>
-          </w:p>
-        </w:tc>
-      </w:tr>
-      <w:tr>
-        <w:tc>
-          <w:tcPr>
-            <w:tcW w:type="dxa" w:w="5040"/>
-            <w:shd w:val="clear" w:fill="EDF0F4"/>
-          </w:tcPr>
-          <w:p>
-            <w:r/>
-            <w:r>
-              <w:rPr>
-                <w:b w:val="0"/>
-                <w:color w:val="444444"/>
-                <w:sz w:val="18"/>
-              </w:rPr>
-              <w:t>Loloi Botanical Ivory / Multi Area Rug</w:t>
-            </w:r>
-          </w:p>
-        </w:tc>
-        <w:tc>
-          <w:tcPr>
-            <w:tcW w:type="dxa" w:w="1872"/>
-            <w:shd w:val="clear" w:fill="EDF0F4"/>
-          </w:tcPr>
-          <w:p>
-            <w:pPr>
-              <w:jc w:val="right"/>
-            </w:pPr>
-            <w:r/>
-            <w:r>
-              <w:rPr>
-                <w:b w:val="0"/>
-                <w:color w:val="444444"/>
-                <w:sz w:val="18"/>
-              </w:rPr>
-              <w:t>$2,161.13</w:t>
+              <w:t>$1,322.32</w:t>
             </w:r>
           </w:p>
         </w:tc>
@@ -1868,7 +1714,7 @@
                 <w:color w:val="444444"/>
                 <w:sz w:val="18"/>
               </w:rPr>
-              <w:t>54</w:t>
+              <w:t>48</w:t>
             </w:r>
           </w:p>
         </w:tc>
@@ -1886,7 +1732,7 @@
                 <w:color w:val="444444"/>
                 <w:sz w:val="18"/>
               </w:rPr>
-              <w:t>Paint Chip Blue Machine Washable Rug</w:t>
+              <w:t>Washable Oriental  Area Rugs Non slip Green Rugs</w:t>
             </w:r>
           </w:p>
         </w:tc>
@@ -1905,7 +1751,7 @@
                 <w:color w:val="444444"/>
                 <w:sz w:val="18"/>
               </w:rPr>
-              <w:t>$2,491.98</w:t>
+              <w:t>$1,660.35</w:t>
             </w:r>
           </w:p>
         </w:tc>
@@ -1924,7 +1770,7 @@
                 <w:color w:val="444444"/>
                 <w:sz w:val="18"/>
               </w:rPr>
-              <w:t>71</w:t>
+              <w:t>83</w:t>
             </w:r>
           </w:p>
         </w:tc>
@@ -1943,7 +1789,161 @@
                 <w:color w:val="444444"/>
                 <w:sz w:val="18"/>
               </w:rPr>
-              <w:t>54</w:t>
+              <w:t>56</w:t>
+            </w:r>
+          </w:p>
+        </w:tc>
+      </w:tr>
+      <w:tr>
+        <w:tc>
+          <w:tcPr>
+            <w:tcW w:type="dxa" w:w="5040"/>
+            <w:shd w:val="clear" w:fill="EDF0F4"/>
+          </w:tcPr>
+          <w:p>
+            <w:r/>
+            <w:r>
+              <w:rPr>
+                <w:b w:val="0"/>
+                <w:color w:val="444444"/>
+                <w:sz w:val="18"/>
+              </w:rPr>
+              <w:t>Loloi Botanical Ivory / Multi Area Rug</w:t>
+            </w:r>
+          </w:p>
+        </w:tc>
+        <w:tc>
+          <w:tcPr>
+            <w:tcW w:type="dxa" w:w="1872"/>
+            <w:shd w:val="clear" w:fill="EDF0F4"/>
+          </w:tcPr>
+          <w:p>
+            <w:pPr>
+              <w:jc w:val="right"/>
+            </w:pPr>
+            <w:r/>
+            <w:r>
+              <w:rPr>
+                <w:b w:val="0"/>
+                <w:color w:val="444444"/>
+                <w:sz w:val="18"/>
+              </w:rPr>
+              <w:t>$1,679.97</w:t>
+            </w:r>
+          </w:p>
+        </w:tc>
+        <w:tc>
+          <w:tcPr>
+            <w:tcW w:type="dxa" w:w="1584"/>
+            <w:shd w:val="clear" w:fill="EDF0F4"/>
+          </w:tcPr>
+          <w:p>
+            <w:pPr>
+              <w:jc w:val="right"/>
+            </w:pPr>
+            <w:r/>
+            <w:r>
+              <w:rPr>
+                <w:b w:val="0"/>
+                <w:color w:val="444444"/>
+                <w:sz w:val="18"/>
+              </w:rPr>
+              <w:t>51</w:t>
+            </w:r>
+          </w:p>
+        </w:tc>
+        <w:tc>
+          <w:tcPr>
+            <w:tcW w:type="dxa" w:w="1296"/>
+            <w:shd w:val="clear" w:fill="EDF0F4"/>
+          </w:tcPr>
+          <w:p>
+            <w:pPr>
+              <w:jc w:val="right"/>
+            </w:pPr>
+            <w:r/>
+            <w:r>
+              <w:rPr>
+                <w:b w:val="0"/>
+                <w:color w:val="444444"/>
+                <w:sz w:val="18"/>
+              </w:rPr>
+              <w:t>41</w:t>
+            </w:r>
+          </w:p>
+        </w:tc>
+      </w:tr>
+      <w:tr>
+        <w:tc>
+          <w:tcPr>
+            <w:tcW w:type="dxa" w:w="5040"/>
+          </w:tcPr>
+          <w:p>
+            <w:r/>
+            <w:r>
+              <w:rPr>
+                <w:b w:val="0"/>
+                <w:color w:val="444444"/>
+                <w:sz w:val="18"/>
+              </w:rPr>
+              <w:t>Jodhveer Area Rug Washable Rug Non-Slip Backing Indo</w:t>
+            </w:r>
+          </w:p>
+        </w:tc>
+        <w:tc>
+          <w:tcPr>
+            <w:tcW w:type="dxa" w:w="1872"/>
+          </w:tcPr>
+          <w:p>
+            <w:pPr>
+              <w:jc w:val="right"/>
+            </w:pPr>
+            <w:r/>
+            <w:r>
+              <w:rPr>
+                <w:b w:val="0"/>
+                <w:color w:val="444444"/>
+                <w:sz w:val="18"/>
+              </w:rPr>
+              <w:t>$1,991.23</w:t>
+            </w:r>
+          </w:p>
+        </w:tc>
+        <w:tc>
+          <w:tcPr>
+            <w:tcW w:type="dxa" w:w="1584"/>
+          </w:tcPr>
+          <w:p>
+            <w:pPr>
+              <w:jc w:val="right"/>
+            </w:pPr>
+            <w:r/>
+            <w:r>
+              <w:rPr>
+                <w:b w:val="0"/>
+                <w:color w:val="444444"/>
+                <w:sz w:val="18"/>
+              </w:rPr>
+              <w:t>51</w:t>
+            </w:r>
+          </w:p>
+        </w:tc>
+        <w:tc>
+          <w:tcPr>
+            <w:tcW w:type="dxa" w:w="1296"/>
+          </w:tcPr>
+          <w:p>
+            <w:pPr>
+              <w:jc w:val="right"/>
+            </w:pPr>
+            <w:r/>
+            <w:r>
+              <w:rPr>
+                <w:b w:val="0"/>
+                <w:color w:val="444444"/>
+                <w:sz w:val="18"/>
+              </w:rPr>
+              <w:t>43</w:t>
             </w:r>
           </w:p>
         </w:tc>
@@ -1960,7 +1960,7 @@
           <w:color w:val="444444"/>
           <w:sz w:val="21"/>
         </w:rPr>
-        <w:t>Notably, order counts for the lowest-revenue products (45–57 orders each) are comparable to those of the highest-revenue products — the gap is driven almost entirely by unit price, not by how often the product sells. Low-priced, frequently-selling items are moving consistent volume but contributing comparatively little revenue per transaction.</w:t>
+        <w:t>Notably, order counts for the lowest-revenue products (41–56 orders each) are comparable to those of the highest-revenue products — the gap is driven almost entirely by unit price, not by how often the product sells. Low-priced, frequently-selling items are moving consistent volume but contributing comparatively little revenue per transaction.</w:t>
       </w:r>
     </w:p>
     <w:p>
@@ -2060,7 +2060,7 @@
           <w:color w:val="444444"/>
           <w:sz w:val="21"/>
         </w:rPr>
-        <w:t>The distribution below shows how many orders each of the 495 customers placed over the twelve-month period. Most customers placed between 4 and 6 orders; very few placed only one.</w:t>
+        <w:t>The distribution below shows how many orders each of the 1,500 customers placed over the twelve-month period. Most customers placed between 1 and 2 orders; very few placed only one.</w:t>
       </w:r>
     </w:p>
     <w:p>
@@ -2070,7 +2070,7 @@
       <w:r>
         <w:drawing>
           <wp:inline xmlns:a="http://schemas.openxmlformats.org/drawingml/2006/main" xmlns:pic="http://schemas.openxmlformats.org/drawingml/2006/picture">
-            <wp:extent cx="5522976" cy="2938831"/>
+            <wp:extent cx="5522976" cy="2893327"/>
             <wp:docPr id="4" name="Picture 4"/>
             <wp:cNvGraphicFramePr>
               <a:graphicFrameLocks noChangeAspect="1"/>
@@ -2091,7 +2091,7 @@
                   <pic:spPr>
                     <a:xfrm>
                       <a:off x="0" y="0"/>
-                      <a:ext cx="5522976" cy="2938831"/>
+                      <a:ext cx="5522976" cy="2893327"/>
                     </a:xfrm>
                     <a:prstGeom prst="rect"/>
                   </pic:spPr>
@@ -2112,7 +2112,7 @@
           <w:color w:val="444444"/>
           <w:sz w:val="21"/>
         </w:rPr>
-        <w:t>Only 19 of 495 customers (3.8%) placed a single order, while 96.2% placed two or more — a high repeat rate, consistent with the simulation's design assumptions rather than a claim about real Wayfair shopper behavior.</w:t>
+        <w:t>Only 1080 of 1,500 customers (72.0%) placed a single order, while 28.0% placed two or more — a high repeat rate, consistent with the simulation's design assumptions rather than a claim about real Wayfair shopper behavior.</w:t>
       </w:r>
     </w:p>
     <w:p>
@@ -2222,7 +2222,7 @@
                 <w:color w:val="444444"/>
                 <w:sz w:val="18"/>
               </w:rPr>
-              <w:t>Crystal Robinson</w:t>
+              <w:t>Lisa Morris</w:t>
             </w:r>
           </w:p>
         </w:tc>
@@ -2241,122 +2241,7 @@
                 <w:color w:val="444444"/>
                 <w:sz w:val="18"/>
               </w:rPr>
-              <w:t>$19,950.30</w:t>
-            </w:r>
-          </w:p>
-        </w:tc>
-        <w:tc>
-          <w:tcPr>
-            <w:tcW w:type="dxa" w:w="2016"/>
-          </w:tcPr>
-          <w:p>
-            <w:pPr>
-              <w:jc w:val="right"/>
-            </w:pPr>
-            <w:r/>
-            <w:r>
-              <w:rPr>
-                <w:b w:val="0"/>
-                <w:color w:val="444444"/>
-                <w:sz w:val="18"/>
-              </w:rPr>
-              <w:t>8</w:t>
-            </w:r>
-          </w:p>
-        </w:tc>
-      </w:tr>
-      <w:tr>
-        <w:tc>
-          <w:tcPr>
-            <w:tcW w:type="dxa" w:w="5040"/>
-            <w:shd w:val="clear" w:fill="EDF0F4"/>
-          </w:tcPr>
-          <w:p>
-            <w:r/>
-            <w:r>
-              <w:rPr>
-                <w:b w:val="0"/>
-                <w:color w:val="444444"/>
-                <w:sz w:val="18"/>
-              </w:rPr>
-              <w:t>Travis Wise</w:t>
-            </w:r>
-          </w:p>
-        </w:tc>
-        <w:tc>
-          <w:tcPr>
-            <w:tcW w:type="dxa" w:w="2736"/>
-            <w:shd w:val="clear" w:fill="EDF0F4"/>
-          </w:tcPr>
-          <w:p>
-            <w:pPr>
-              <w:jc w:val="right"/>
-            </w:pPr>
-            <w:r/>
-            <w:r>
-              <w:rPr>
-                <w:b w:val="0"/>
-                <w:color w:val="444444"/>
-                <w:sz w:val="18"/>
-              </w:rPr>
-              <w:t>$19,370.16</w:t>
-            </w:r>
-          </w:p>
-        </w:tc>
-        <w:tc>
-          <w:tcPr>
-            <w:tcW w:type="dxa" w:w="2016"/>
-            <w:shd w:val="clear" w:fill="EDF0F4"/>
-          </w:tcPr>
-          <w:p>
-            <w:pPr>
-              <w:jc w:val="right"/>
-            </w:pPr>
-            <w:r/>
-            <w:r>
-              <w:rPr>
-                <w:b w:val="0"/>
-                <w:color w:val="444444"/>
-                <w:sz w:val="18"/>
-              </w:rPr>
-              <w:t>8</w:t>
-            </w:r>
-          </w:p>
-        </w:tc>
-      </w:tr>
-      <w:tr>
-        <w:tc>
-          <w:tcPr>
-            <w:tcW w:type="dxa" w:w="5040"/>
-          </w:tcPr>
-          <w:p>
-            <w:r/>
-            <w:r>
-              <w:rPr>
-                <w:b w:val="0"/>
-                <w:color w:val="444444"/>
-                <w:sz w:val="18"/>
-              </w:rPr>
-              <w:t>Sheryl Buck</w:t>
-            </w:r>
-          </w:p>
-        </w:tc>
-        <w:tc>
-          <w:tcPr>
-            <w:tcW w:type="dxa" w:w="2736"/>
-          </w:tcPr>
-          <w:p>
-            <w:pPr>
-              <w:jc w:val="right"/>
-            </w:pPr>
-            <w:r/>
-            <w:r>
-              <w:rPr>
-                <w:b w:val="0"/>
-                <w:color w:val="444444"/>
-                <w:sz w:val="18"/>
-              </w:rPr>
-              <w:t>$17,210.89</w:t>
+              <w:t>$17,998.38</w:t>
             </w:r>
           </w:p>
         </w:tc>
@@ -2394,7 +2279,7 @@
                 <w:color w:val="444444"/>
                 <w:sz w:val="18"/>
               </w:rPr>
-              <w:t>Denise Weber</w:t>
+              <w:t>Paul Willis</w:t>
             </w:r>
           </w:p>
         </w:tc>
@@ -2414,7 +2299,7 @@
                 <w:color w:val="444444"/>
                 <w:sz w:val="18"/>
               </w:rPr>
-              <w:t>$11,210.77</w:t>
+              <w:t>$17,271.20</w:t>
             </w:r>
           </w:p>
         </w:tc>
@@ -2434,7 +2319,7 @@
                 <w:color w:val="444444"/>
                 <w:sz w:val="18"/>
               </w:rPr>
-              <w:t>6</w:t>
+              <w:t>1</w:t>
             </w:r>
           </w:p>
         </w:tc>
@@ -2452,7 +2337,7 @@
                 <w:color w:val="444444"/>
                 <w:sz w:val="18"/>
               </w:rPr>
-              <w:t>Michael Anderson</w:t>
+              <w:t>Andrew Reeves</w:t>
             </w:r>
           </w:p>
         </w:tc>
@@ -2471,7 +2356,237 @@
                 <w:color w:val="444444"/>
                 <w:sz w:val="18"/>
               </w:rPr>
-              <w:t>$10,300.78</w:t>
+              <w:t>$16,555.63</w:t>
+            </w:r>
+          </w:p>
+        </w:tc>
+        <w:tc>
+          <w:tcPr>
+            <w:tcW w:type="dxa" w:w="2016"/>
+          </w:tcPr>
+          <w:p>
+            <w:pPr>
+              <w:jc w:val="right"/>
+            </w:pPr>
+            <w:r/>
+            <w:r>
+              <w:rPr>
+                <w:b w:val="0"/>
+                <w:color w:val="444444"/>
+                <w:sz w:val="18"/>
+              </w:rPr>
+              <w:t>3</w:t>
+            </w:r>
+          </w:p>
+        </w:tc>
+      </w:tr>
+      <w:tr>
+        <w:tc>
+          <w:tcPr>
+            <w:tcW w:type="dxa" w:w="5040"/>
+            <w:shd w:val="clear" w:fill="EDF0F4"/>
+          </w:tcPr>
+          <w:p>
+            <w:r/>
+            <w:r>
+              <w:rPr>
+                <w:b w:val="0"/>
+                <w:color w:val="444444"/>
+                <w:sz w:val="18"/>
+              </w:rPr>
+              <w:t>Jonathan Delgado</w:t>
+            </w:r>
+          </w:p>
+        </w:tc>
+        <w:tc>
+          <w:tcPr>
+            <w:tcW w:type="dxa" w:w="2736"/>
+            <w:shd w:val="clear" w:fill="EDF0F4"/>
+          </w:tcPr>
+          <w:p>
+            <w:pPr>
+              <w:jc w:val="right"/>
+            </w:pPr>
+            <w:r/>
+            <w:r>
+              <w:rPr>
+                <w:b w:val="0"/>
+                <w:color w:val="444444"/>
+                <w:sz w:val="18"/>
+              </w:rPr>
+              <w:t>$7,223.41</w:t>
+            </w:r>
+          </w:p>
+        </w:tc>
+        <w:tc>
+          <w:tcPr>
+            <w:tcW w:type="dxa" w:w="2016"/>
+            <w:shd w:val="clear" w:fill="EDF0F4"/>
+          </w:tcPr>
+          <w:p>
+            <w:pPr>
+              <w:jc w:val="right"/>
+            </w:pPr>
+            <w:r/>
+            <w:r>
+              <w:rPr>
+                <w:b w:val="0"/>
+                <w:color w:val="444444"/>
+                <w:sz w:val="18"/>
+              </w:rPr>
+              <w:t>3</w:t>
+            </w:r>
+          </w:p>
+        </w:tc>
+      </w:tr>
+      <w:tr>
+        <w:tc>
+          <w:tcPr>
+            <w:tcW w:type="dxa" w:w="5040"/>
+          </w:tcPr>
+          <w:p>
+            <w:r/>
+            <w:r>
+              <w:rPr>
+                <w:b w:val="0"/>
+                <w:color w:val="444444"/>
+                <w:sz w:val="18"/>
+              </w:rPr>
+              <w:t>Kim Brown</w:t>
+            </w:r>
+          </w:p>
+        </w:tc>
+        <w:tc>
+          <w:tcPr>
+            <w:tcW w:type="dxa" w:w="2736"/>
+          </w:tcPr>
+          <w:p>
+            <w:pPr>
+              <w:jc w:val="right"/>
+            </w:pPr>
+            <w:r/>
+            <w:r>
+              <w:rPr>
+                <w:b w:val="0"/>
+                <w:color w:val="444444"/>
+                <w:sz w:val="18"/>
+              </w:rPr>
+              <w:t>$6,897.28</w:t>
+            </w:r>
+          </w:p>
+        </w:tc>
+        <w:tc>
+          <w:tcPr>
+            <w:tcW w:type="dxa" w:w="2016"/>
+          </w:tcPr>
+          <w:p>
+            <w:pPr>
+              <w:jc w:val="right"/>
+            </w:pPr>
+            <w:r/>
+            <w:r>
+              <w:rPr>
+                <w:b w:val="0"/>
+                <w:color w:val="444444"/>
+                <w:sz w:val="18"/>
+              </w:rPr>
+              <w:t>1</w:t>
+            </w:r>
+          </w:p>
+        </w:tc>
+      </w:tr>
+      <w:tr>
+        <w:tc>
+          <w:tcPr>
+            <w:tcW w:type="dxa" w:w="5040"/>
+            <w:shd w:val="clear" w:fill="EDF0F4"/>
+          </w:tcPr>
+          <w:p>
+            <w:r/>
+            <w:r>
+              <w:rPr>
+                <w:b w:val="0"/>
+                <w:color w:val="444444"/>
+                <w:sz w:val="18"/>
+              </w:rPr>
+              <w:t>Isaac Miller</w:t>
+            </w:r>
+          </w:p>
+        </w:tc>
+        <w:tc>
+          <w:tcPr>
+            <w:tcW w:type="dxa" w:w="2736"/>
+            <w:shd w:val="clear" w:fill="EDF0F4"/>
+          </w:tcPr>
+          <w:p>
+            <w:pPr>
+              <w:jc w:val="right"/>
+            </w:pPr>
+            <w:r/>
+            <w:r>
+              <w:rPr>
+                <w:b w:val="0"/>
+                <w:color w:val="444444"/>
+                <w:sz w:val="18"/>
+              </w:rPr>
+              <w:t>$6,517.22</w:t>
+            </w:r>
+          </w:p>
+        </w:tc>
+        <w:tc>
+          <w:tcPr>
+            <w:tcW w:type="dxa" w:w="2016"/>
+            <w:shd w:val="clear" w:fill="EDF0F4"/>
+          </w:tcPr>
+          <w:p>
+            <w:pPr>
+              <w:jc w:val="right"/>
+            </w:pPr>
+            <w:r/>
+            <w:r>
+              <w:rPr>
+                <w:b w:val="0"/>
+                <w:color w:val="444444"/>
+                <w:sz w:val="18"/>
+              </w:rPr>
+              <w:t>1</w:t>
+            </w:r>
+          </w:p>
+        </w:tc>
+      </w:tr>
+      <w:tr>
+        <w:tc>
+          <w:tcPr>
+            <w:tcW w:type="dxa" w:w="5040"/>
+          </w:tcPr>
+          <w:p>
+            <w:r/>
+            <w:r>
+              <w:rPr>
+                <w:b w:val="0"/>
+                <w:color w:val="444444"/>
+                <w:sz w:val="18"/>
+              </w:rPr>
+              <w:t>Renee Bruce</w:t>
+            </w:r>
+          </w:p>
+        </w:tc>
+        <w:tc>
+          <w:tcPr>
+            <w:tcW w:type="dxa" w:w="2736"/>
+          </w:tcPr>
+          <w:p>
+            <w:pPr>
+              <w:jc w:val="right"/>
+            </w:pPr>
+            <w:r/>
+            <w:r>
+              <w:rPr>
+                <w:b w:val="0"/>
+                <w:color w:val="444444"/>
+                <w:sz w:val="18"/>
+              </w:rPr>
+              <w:t>$5,580.41</w:t>
             </w:r>
           </w:p>
         </w:tc>
@@ -2509,7 +2624,7 @@
                 <w:color w:val="444444"/>
                 <w:sz w:val="18"/>
               </w:rPr>
-              <w:t>Michael Williams</w:t>
+              <w:t>Kayla Rodriguez</w:t>
             </w:r>
           </w:p>
         </w:tc>
@@ -2529,7 +2644,7 @@
                 <w:color w:val="444444"/>
                 <w:sz w:val="18"/>
               </w:rPr>
-              <w:t>$9,149.59</w:t>
+              <w:t>$5,167.89</w:t>
             </w:r>
           </w:p>
         </w:tc>
@@ -2549,7 +2664,7 @@
                 <w:color w:val="444444"/>
                 <w:sz w:val="18"/>
               </w:rPr>
-              <w:t>8</w:t>
+              <w:t>5</w:t>
             </w:r>
           </w:p>
         </w:tc>
@@ -2567,7 +2682,7 @@
                 <w:color w:val="444444"/>
                 <w:sz w:val="18"/>
               </w:rPr>
-              <w:t>Martin Hughes</w:t>
+              <w:t>Angie Henderson</w:t>
             </w:r>
           </w:p>
         </w:tc>
@@ -2586,122 +2701,7 @@
                 <w:color w:val="444444"/>
                 <w:sz w:val="18"/>
               </w:rPr>
-              <w:t>$8,609.16</w:t>
-            </w:r>
-          </w:p>
-        </w:tc>
-        <w:tc>
-          <w:tcPr>
-            <w:tcW w:type="dxa" w:w="2016"/>
-          </w:tcPr>
-          <w:p>
-            <w:pPr>
-              <w:jc w:val="right"/>
-            </w:pPr>
-            <w:r/>
-            <w:r>
-              <w:rPr>
-                <w:b w:val="0"/>
-                <w:color w:val="444444"/>
-                <w:sz w:val="18"/>
-              </w:rPr>
-              <w:t>10</w:t>
-            </w:r>
-          </w:p>
-        </w:tc>
-      </w:tr>
-      <w:tr>
-        <w:tc>
-          <w:tcPr>
-            <w:tcW w:type="dxa" w:w="5040"/>
-            <w:shd w:val="clear" w:fill="EDF0F4"/>
-          </w:tcPr>
-          <w:p>
-            <w:r/>
-            <w:r>
-              <w:rPr>
-                <w:b w:val="0"/>
-                <w:color w:val="444444"/>
-                <w:sz w:val="18"/>
-              </w:rPr>
-              <w:t>Brandon King</w:t>
-            </w:r>
-          </w:p>
-        </w:tc>
-        <w:tc>
-          <w:tcPr>
-            <w:tcW w:type="dxa" w:w="2736"/>
-            <w:shd w:val="clear" w:fill="EDF0F4"/>
-          </w:tcPr>
-          <w:p>
-            <w:pPr>
-              <w:jc w:val="right"/>
-            </w:pPr>
-            <w:r/>
-            <w:r>
-              <w:rPr>
-                <w:b w:val="0"/>
-                <w:color w:val="444444"/>
-                <w:sz w:val="18"/>
-              </w:rPr>
-              <w:t>$8,413.38</w:t>
-            </w:r>
-          </w:p>
-        </w:tc>
-        <w:tc>
-          <w:tcPr>
-            <w:tcW w:type="dxa" w:w="2016"/>
-            <w:shd w:val="clear" w:fill="EDF0F4"/>
-          </w:tcPr>
-          <w:p>
-            <w:pPr>
-              <w:jc w:val="right"/>
-            </w:pPr>
-            <w:r/>
-            <w:r>
-              <w:rPr>
-                <w:b w:val="0"/>
-                <w:color w:val="444444"/>
-                <w:sz w:val="18"/>
-              </w:rPr>
-              <w:t>4</w:t>
-            </w:r>
-          </w:p>
-        </w:tc>
-      </w:tr>
-      <w:tr>
-        <w:tc>
-          <w:tcPr>
-            <w:tcW w:type="dxa" w:w="5040"/>
-          </w:tcPr>
-          <w:p>
-            <w:r/>
-            <w:r>
-              <w:rPr>
-                <w:b w:val="0"/>
-                <w:color w:val="444444"/>
-                <w:sz w:val="18"/>
-              </w:rPr>
-              <w:t>Jacob Obrien</w:t>
-            </w:r>
-          </w:p>
-        </w:tc>
-        <w:tc>
-          <w:tcPr>
-            <w:tcW w:type="dxa" w:w="2736"/>
-          </w:tcPr>
-          <w:p>
-            <w:pPr>
-              <w:jc w:val="right"/>
-            </w:pPr>
-            <w:r/>
-            <w:r>
-              <w:rPr>
-                <w:b w:val="0"/>
-                <w:color w:val="444444"/>
-                <w:sz w:val="18"/>
-              </w:rPr>
-              <w:t>$7,972.79</w:t>
+              <w:t>$4,112.24</w:t>
             </w:r>
           </w:p>
         </w:tc>
@@ -2739,7 +2739,7 @@
                 <w:color w:val="444444"/>
                 <w:sz w:val="18"/>
               </w:rPr>
-              <w:t>Devin Johnson</w:t>
+              <w:t>Tyler Davis</w:t>
             </w:r>
           </w:p>
         </w:tc>
@@ -2759,7 +2759,7 @@
                 <w:color w:val="444444"/>
                 <w:sz w:val="18"/>
               </w:rPr>
-              <w:t>$7,703.13</w:t>
+              <w:t>$4,065.53</w:t>
             </w:r>
           </w:p>
         </w:tc>
@@ -2779,7 +2779,7 @@
                 <w:color w:val="444444"/>
                 <w:sz w:val="18"/>
               </w:rPr>
-              <w:t>4</w:t>
+              <w:t>2</w:t>
             </w:r>
           </w:p>
         </w:tc>
@@ -2817,7 +2817,7 @@
       <w:r>
         <w:drawing>
           <wp:inline xmlns:a="http://schemas.openxmlformats.org/drawingml/2006/main" xmlns:pic="http://schemas.openxmlformats.org/drawingml/2006/picture">
-            <wp:extent cx="5522976" cy="2647917"/>
+            <wp:extent cx="5522976" cy="2638996"/>
             <wp:docPr id="5" name="Picture 5"/>
             <wp:cNvGraphicFramePr>
               <a:graphicFrameLocks noChangeAspect="1"/>
@@ -2838,7 +2838,7 @@
                   <pic:spPr>
                     <a:xfrm>
                       <a:off x="0" y="0"/>
-                      <a:ext cx="5522976" cy="2647917"/>
+                      <a:ext cx="5522976" cy="2638996"/>
                     </a:xfrm>
                     <a:prstGeom prst="rect"/>
                   </pic:spPr>
@@ -3025,7 +3025,7 @@
                 <w:color w:val="444444"/>
                 <w:sz w:val="18"/>
               </w:rPr>
-              <w:t>75</w:t>
+              <w:t>186</w:t>
             </w:r>
           </w:p>
         </w:tc>
@@ -3044,7 +3044,7 @@
                 <w:color w:val="444444"/>
                 <w:sz w:val="18"/>
               </w:rPr>
-              <w:t>15.2%</w:t>
+              <w:t>12.4%</w:t>
             </w:r>
           </w:p>
         </w:tc>
@@ -3063,7 +3063,7 @@
                 <w:color w:val="444444"/>
                 <w:sz w:val="18"/>
               </w:rPr>
-              <w:t>$201,101.04</w:t>
+              <w:t>$219,214.45</w:t>
             </w:r>
           </w:p>
         </w:tc>
@@ -3082,7 +3082,7 @@
                 <w:color w:val="444444"/>
                 <w:sz w:val="18"/>
               </w:rPr>
-              <w:t>24.7%</w:t>
+              <w:t>30.9%</w:t>
             </w:r>
           </w:p>
         </w:tc>
@@ -3101,7 +3101,7 @@
                 <w:color w:val="444444"/>
                 <w:sz w:val="18"/>
               </w:rPr>
-              <w:t>$2,681.35</w:t>
+              <w:t>$1,178.57</w:t>
             </w:r>
           </w:p>
         </w:tc>
@@ -3140,7 +3140,7 @@
                 <w:color w:val="444444"/>
                 <w:sz w:val="18"/>
               </w:rPr>
-              <w:t>88</w:t>
+              <w:t>230</w:t>
             </w:r>
           </w:p>
         </w:tc>
@@ -3160,7 +3160,7 @@
                 <w:color w:val="444444"/>
                 <w:sz w:val="18"/>
               </w:rPr>
-              <w:t>17.8%</w:t>
+              <w:t>15.3%</w:t>
             </w:r>
           </w:p>
         </w:tc>
@@ -3180,7 +3180,7 @@
                 <w:color w:val="444444"/>
                 <w:sz w:val="18"/>
               </w:rPr>
-              <w:t>$193,584.29</w:t>
+              <w:t>$139,850.04</w:t>
             </w:r>
           </w:p>
         </w:tc>
@@ -3200,7 +3200,7 @@
                 <w:color w:val="444444"/>
                 <w:sz w:val="18"/>
               </w:rPr>
-              <w:t>23.8%</w:t>
+              <w:t>19.7%</w:t>
             </w:r>
           </w:p>
         </w:tc>
@@ -3220,7 +3220,7 @@
                 <w:color w:val="444444"/>
                 <w:sz w:val="18"/>
               </w:rPr>
-              <w:t>$2,199.82</w:t>
+              <w:t>$608.04</w:t>
             </w:r>
           </w:p>
         </w:tc>
@@ -3257,7 +3257,7 @@
                 <w:color w:val="444444"/>
                 <w:sz w:val="18"/>
               </w:rPr>
-              <w:t>92</w:t>
+              <w:t>322</w:t>
             </w:r>
           </w:p>
         </w:tc>
@@ -3276,7 +3276,7 @@
                 <w:color w:val="444444"/>
                 <w:sz w:val="18"/>
               </w:rPr>
-              <w:t>18.6%</w:t>
+              <w:t>21.5%</w:t>
             </w:r>
           </w:p>
         </w:tc>
@@ -3295,7 +3295,7 @@
                 <w:color w:val="444444"/>
                 <w:sz w:val="18"/>
               </w:rPr>
-              <w:t>$80,670.32</w:t>
+              <w:t>$117,082.57</w:t>
             </w:r>
           </w:p>
         </w:tc>
@@ -3314,7 +3314,7 @@
                 <w:color w:val="444444"/>
                 <w:sz w:val="18"/>
               </w:rPr>
-              <w:t>9.9%</w:t>
+              <w:t>16.5%</w:t>
             </w:r>
           </w:p>
         </w:tc>
@@ -3333,7 +3333,7 @@
                 <w:color w:val="444444"/>
                 <w:sz w:val="18"/>
               </w:rPr>
-              <w:t>$876.85</w:t>
+              <w:t>$363.61</w:t>
             </w:r>
           </w:p>
         </w:tc>
@@ -3372,7 +3372,7 @@
                 <w:color w:val="444444"/>
                 <w:sz w:val="18"/>
               </w:rPr>
-              <w:t>42</w:t>
+              <w:t>162</w:t>
             </w:r>
           </w:p>
         </w:tc>
@@ -3392,7 +3392,7 @@
                 <w:color w:val="444444"/>
                 <w:sz w:val="18"/>
               </w:rPr>
-              <w:t>8.5%</w:t>
+              <w:t>10.8%</w:t>
             </w:r>
           </w:p>
         </w:tc>
@@ -3412,7 +3412,7 @@
                 <w:color w:val="444444"/>
                 <w:sz w:val="18"/>
               </w:rPr>
-              <w:t>$28,121.51</w:t>
+              <w:t>$14,926.18</w:t>
             </w:r>
           </w:p>
         </w:tc>
@@ -3432,7 +3432,7 @@
                 <w:color w:val="444444"/>
                 <w:sz w:val="18"/>
               </w:rPr>
-              <w:t>3.5%</w:t>
+              <w:t>2.1%</w:t>
             </w:r>
           </w:p>
         </w:tc>
@@ -3452,7 +3452,7 @@
                 <w:color w:val="444444"/>
                 <w:sz w:val="18"/>
               </w:rPr>
-              <w:t>$669.56</w:t>
+              <w:t>$92.14</w:t>
             </w:r>
           </w:p>
         </w:tc>
@@ -3489,7 +3489,7 @@
                 <w:color w:val="444444"/>
                 <w:sz w:val="18"/>
               </w:rPr>
-              <w:t>92</w:t>
+              <w:t>322</w:t>
             </w:r>
           </w:p>
         </w:tc>
@@ -3508,7 +3508,7 @@
                 <w:color w:val="444444"/>
                 <w:sz w:val="18"/>
               </w:rPr>
-              <w:t>18.6%</w:t>
+              <w:t>21.5%</w:t>
             </w:r>
           </w:p>
         </w:tc>
@@ -3527,7 +3527,7 @@
                 <w:color w:val="444444"/>
                 <w:sz w:val="18"/>
               </w:rPr>
-              <w:t>$183,820.34</w:t>
+              <w:t>$129,793.64</w:t>
             </w:r>
           </w:p>
         </w:tc>
@@ -3546,7 +3546,7 @@
                 <w:color w:val="444444"/>
                 <w:sz w:val="18"/>
               </w:rPr>
-              <w:t>22.6%</w:t>
+              <w:t>18.3%</w:t>
             </w:r>
           </w:p>
         </w:tc>
@@ -3565,7 +3565,7 @@
                 <w:color w:val="444444"/>
                 <w:sz w:val="18"/>
               </w:rPr>
-              <w:t>$1,998.05</w:t>
+              <w:t>$403.09</w:t>
             </w:r>
           </w:p>
         </w:tc>
@@ -3604,7 +3604,7 @@
                 <w:color w:val="444444"/>
                 <w:sz w:val="18"/>
               </w:rPr>
-              <w:t>106</w:t>
+              <w:t>278</w:t>
             </w:r>
           </w:p>
         </w:tc>
@@ -3624,7 +3624,7 @@
                 <w:color w:val="444444"/>
                 <w:sz w:val="18"/>
               </w:rPr>
-              <w:t>21.4%</w:t>
+              <w:t>18.5%</w:t>
             </w:r>
           </w:p>
         </w:tc>
@@ -3644,7 +3644,7 @@
                 <w:color w:val="444444"/>
                 <w:sz w:val="18"/>
               </w:rPr>
-              <w:t>$126,144.72</w:t>
+              <w:t>$88,131.31</w:t>
             </w:r>
           </w:p>
         </w:tc>
@@ -3664,7 +3664,7 @@
                 <w:color w:val="444444"/>
                 <w:sz w:val="18"/>
               </w:rPr>
-              <w:t>15.5%</w:t>
+              <w:t>12.4%</w:t>
             </w:r>
           </w:p>
         </w:tc>
@@ -3684,7 +3684,7 @@
                 <w:color w:val="444444"/>
                 <w:sz w:val="18"/>
               </w:rPr>
-              <w:t>$1,190.04</w:t>
+              <w:t>$317.02</w:t>
             </w:r>
           </w:p>
         </w:tc>
@@ -3701,7 +3701,7 @@
           <w:color w:val="444444"/>
           <w:sz w:val="21"/>
         </w:rPr>
-        <w:t>Champions — high scores across all three dimensions, and also the largest revenue contributor — number 75 customers (15.2% of the base) and generate 24.7% of revenue, at $2,681.35 per customer against a base-wide average of $1,643.32. At Risk / Can't Lose Them holds 92 customers worth $183,820.34 (22.6% of revenue) who bought frequently but have not returned recently — the segment where retention effort has the most revenue at stake. Hibernating / Lost accounts for 21.4% of customers but only 15.5% of revenue, so reactivation spend here should be weighed against its comparatively low return.</w:t>
+        <w:t>Champions — high scores across all three dimensions, and also the largest revenue contributor — number 186 customers (12.4% of the base) and generate 30.9% of revenue, at $1,178.57 per customer against a base-wide average of $472.67. At Risk / Can't Lose Them holds 322 customers worth $129,793.64 (18.3% of revenue) who bought frequently but have not returned recently — the segment where retention effort has the most revenue at stake. Hibernating / Lost accounts for 18.5% of customers but only 12.4% of revenue, so reactivation spend here should be weighed against its comparatively low return.</w:t>
       </w:r>
     </w:p>
     <w:p>
@@ -3714,7 +3714,7 @@
           <w:color w:val="444444"/>
           <w:sz w:val="19"/>
         </w:rPr>
-        <w:t>One caveat carries over from the simulation's design: because transactions are assigned to customers at random, the 96.2% repeat rate is far higher than real big-ticket home goods retail would produce. Segment sizes here therefore describe the simulated population, not expected real-world customer distribution.</w:t>
+        <w:t>One caveat carries over from the simulation's design: because transactions are assigned to customers at random, the 28.0% repeat rate is far higher than real big-ticket home goods retail would produce. Segment sizes here therefore describe the simulated population, not expected real-world customer distribution.</w:t>
       </w:r>
     </w:p>
     <w:p>
@@ -3738,7 +3738,7 @@
           <w:color w:val="444444"/>
           <w:sz w:val="21"/>
         </w:rPr>
-        <w:t>Revenue is heavily weighted toward a small number of high-ticket products — one rug alone accounts for 29.3% of total revenue. Any stockout or pricing change on this item would have an outsized impact on overall performance.</w:t>
+        <w:t>Revenue is heavily weighted toward a small number of high-ticket products — one rug alone accounts for 33.1% of total revenue. Any stockout or pricing change on this item would have an outsized impact on overall performance.</w:t>
       </w:r>
     </w:p>
     <w:p>
@@ -3751,7 +3751,7 @@
           <w:color w:val="444444"/>
           <w:sz w:val="21"/>
         </w:rPr>
-        <w:t>The top 5 products (10% of the catalog) generate 49.8% of all revenue, while the bottom half of the catalog contributes comparatively little despite similar order volumes — suggesting unit price, not popularity, is the primary revenue driver.</w:t>
+        <w:t>The top 5 products (10% of the catalog) generate 52.4% of all revenue, while the bottom half of the catalog contributes comparatively little despite similar order volumes — suggesting unit price, not popularity, is the primary revenue driver.</w:t>
       </w:r>
     </w:p>
     <w:p>
@@ -3764,7 +3764,7 @@
           <w:color w:val="444444"/>
           <w:sz w:val="21"/>
         </w:rPr>
-        <w:t>Order volume is fairly stable month over month, with a clear seasonal peak in December, typical of holiday-driven home goods demand.</w:t>
+        <w:t>Order volume is fairly stable month over month, with a clear seasonal peak in March, typical of holiday-driven home goods demand.</w:t>
       </w:r>
     </w:p>
     <w:p>
@@ -3777,7 +3777,7 @@
           <w:color w:val="444444"/>
           <w:sz w:val="21"/>
         </w:rPr>
-        <w:t>Simulated repeat-purchase behavior is very high (96.2%); in a real dataset this would be worth validating, since real-world repeat rates for big-ticket home goods like area rugs are often lower.</w:t>
+        <w:t>Simulated repeat-purchase behavior is very high (28.0%); in a real dataset this would be worth validating, since real-world repeat rates for big-ticket home goods like area rugs are often lower.</w:t>
       </w:r>
     </w:p>
     <w:p>
@@ -3790,7 +3790,7 @@
           <w:color w:val="444444"/>
           <w:sz w:val="21"/>
         </w:rPr>
-        <w:t>RFM segmentation concentrates revenue as sharply as the product catalog does: 15.2% of customers in the Champions segment drive 24.7% of revenue, pointing retention effort at a well-defined group.</w:t>
+        <w:t>RFM segmentation concentrates revenue as sharply as the product catalog does: 12.4% of customers in the Champions segment drive 30.9% of revenue, pointing retention effort at a well-defined group.</w:t>
       </w:r>
     </w:p>
     <w:p>

--- a/reports/Wayfair_Sales_Performance_Report.docx
+++ b/reports/Wayfair_Sales_Performance_Report.docx
@@ -434,7 +434,7 @@
           <w:color w:val="444444"/>
           <w:sz w:val="21"/>
         </w:rPr>
-        <w:t>28.0% of customers placed more than one order, indicating strong simulated repeat-purchase behavior across the customer base.</w:t>
+        <w:t>28.0% of customers placed more than one order, a moderate repeat-purchase rate.</w:t>
       </w:r>
     </w:p>
     <w:p>
@@ -447,7 +447,7 @@
           <w:color w:val="444444"/>
           <w:sz w:val="21"/>
         </w:rPr>
-        <w:t>Monthly revenue is relatively stable, ranging from roughly $43K to $95K per month with no sustained downward trend across the 12 full months of data.</w:t>
+        <w:t>Monthly revenue ranged from roughly $43K to $95K per month and trended upward across the 12 full months of data.</w:t>
       </w:r>
     </w:p>
     <w:p>
@@ -523,7 +523,7 @@
           <w:color w:val="444444"/>
           <w:sz w:val="21"/>
         </w:rPr>
-        <w:t>Revenue peaked in March 2026 at $95,126, consistent with a holiday shopping pattern, and dipped to its lowest full-month point in July 2025 at $43,149. Order counts follow a similar rhythm, ranging from 122 to 227 orders per month. Overall, the trend shows healthy month-to-month variation without a sustained decline.</w:t>
+        <w:t>Revenue peaked in March 2026 at $95,126, which does not coincide with the usual holiday peak for home goods, and dipped to its lowest full-month point in July 2025 at $43,149. Order counts follow a similar rhythm, ranging from 122 to 227 orders per month. Comparing the first 3 months with the last 3, average monthly revenue grew by 61%. In this simulated dataset, much of that growth reflects the active customer base building up over the year, since new customers are acquired every month while earlier ones keep buying.</w:t>
       </w:r>
     </w:p>
     <w:p>
@@ -2060,7 +2060,7 @@
           <w:color w:val="444444"/>
           <w:sz w:val="21"/>
         </w:rPr>
-        <w:t>The distribution below shows how many orders each of the 1,500 customers placed over the twelve-month period. Most customers placed between 1 and 2 orders; very few placed only one.</w:t>
+        <w:t>The distribution below shows how many orders each of the 1,500 customers placed over the twelve-month period. Most customers (72%) placed a single order.</w:t>
       </w:r>
     </w:p>
     <w:p>
@@ -2112,7 +2112,7 @@
           <w:color w:val="444444"/>
           <w:sz w:val="21"/>
         </w:rPr>
-        <w:t>Only 1080 of 1,500 customers (72.0%) placed a single order, while 28.0% placed two or more — a high repeat rate, consistent with the simulation's design assumptions rather than a claim about real Wayfair shopper behavior.</w:t>
+        <w:t>1,080 of 1,500 customers (72.0%) placed a single order, while 28.0% placed two or more — a moderate repeat rate. That is a plausible level for big-ticket home goods such as area rugs, though it reflects the simulation's assumptions rather than observed Wayfair shopper behavior.</w:t>
       </w:r>
     </w:p>
     <w:p>
@@ -3714,7 +3714,7 @@
           <w:color w:val="444444"/>
           <w:sz w:val="19"/>
         </w:rPr>
-        <w:t>One caveat carries over from the simulation's design: because transactions are assigned to customers at random, the 28.0% repeat rate is far higher than real big-ticket home goods retail would produce. Segment sizes here therefore describe the simulated population, not expected real-world customer distribution.</w:t>
+        <w:t>One caveat carries over from the simulation's design: customer purchase rates and lifetimes are drawn from assumed distributions rather than observed from real shoppers. Segment sizes here therefore describe the simulated population, not the expected real-world customer distribution.</w:t>
       </w:r>
     </w:p>
     <w:p>
@@ -3764,7 +3764,7 @@
           <w:color w:val="444444"/>
           <w:sz w:val="21"/>
         </w:rPr>
-        <w:t>Order volume is fairly stable month over month, with a clear seasonal peak in March, typical of holiday-driven home goods demand.</w:t>
+        <w:t>Monthly revenue trended upward over the year, largely because the simulated customer base builds up as new customers are acquired each month.</w:t>
       </w:r>
     </w:p>
     <w:p>
@@ -3777,7 +3777,7 @@
           <w:color w:val="444444"/>
           <w:sz w:val="21"/>
         </w:rPr>
-        <w:t>Simulated repeat-purchase behavior is very high (28.0%); in a real dataset this would be worth validating, since real-world repeat rates for big-ticket home goods like area rugs are often lower.</w:t>
+        <w:t>28.0% of customers bought more than once, a moderate repeat rate. That is a plausible level for big-ticket home goods such as area rugs, though it reflects the simulation's assumptions rather than observed Wayfair shopper behavior.</w:t>
       </w:r>
     </w:p>
     <w:p>
@@ -3803,7 +3803,7 @@
           <w:color w:val="444444"/>
           <w:sz w:val="21"/>
         </w:rPr>
-        <w:t>With segmentation in place, modeling seasonality more formally or tuning the simulator toward realistic repeat rates would be the natural next steps.</w:t>
+        <w:t>The project extends this descriptive view with individual-level churn prediction, cohort retention tracking, and campaign ROI modeling.</w:t>
       </w:r>
     </w:p>
     <w:p/>
